--- a/lab-05-pavo-intro.docx
+++ b/lab-05-pavo-intro.docx
@@ -852,7 +852,7 @@
       </w:r>
     </w:p>
     <w:bookmarkEnd w:id="10"/>
-    <w:bookmarkStart w:id="34" w:name="X68d7235b940dbd0fce022726bceee1917ffebc2"/>
+    <w:bookmarkStart w:id="37" w:name="X68d7235b940dbd0fce022726bceee1917ffebc2"/>
     <w:p>
       <w:pPr>
         <w:pStyle w:val="Heading2"/>
@@ -2324,7 +2324,7 @@
         <w:rPr>
           <w:rStyle w:val="StringTok"/>
         </w:rPr>
-        <w:t xml:space="preserve">"scripts/walkthrough.R"</w:t>
+        <w:t xml:space="preserve">"scripts/helpers.R"</w:t>
       </w:r>
       <w:r>
         <w:rPr>
@@ -2930,7 +2930,7 @@
       </w:r>
     </w:p>
     <w:bookmarkEnd w:id="29"/>
-    <w:bookmarkStart w:id="30" w:name="step-2-run-the-pipeline-on-each-fish"/>
+    <w:bookmarkStart w:id="33" w:name="step-2-run-the-pipeline-on-each-fish"/>
     <w:p>
       <w:pPr>
         <w:pStyle w:val="Heading3"/>
@@ -3855,88 +3855,282 @@
         <w:t xml:space="preserve">)</w:t>
       </w:r>
     </w:p>
-    <w:p>
-      <w:pPr>
-        <w:pStyle w:val="FirstParagraph"/>
-      </w:pPr>
-      <w:r>
-        <w:rPr>
-          <w:rStyle w:val="VerbatimChar"/>
-        </w:rPr>
-        <w:t xml:space="preserve">pick_col()</w:t>
-      </w:r>
-      <w:r>
-        <w:t xml:space="preserve">,</w:t>
-      </w:r>
-      <w:r>
-        <w:t xml:space="preserve"> </w:t>
-      </w:r>
-      <w:r>
-        <w:rPr>
-          <w:rStyle w:val="VerbatimChar"/>
-        </w:rPr>
-        <w:t xml:space="preserve">simple_coldists()</w:t>
-      </w:r>
-      <w:r>
-        <w:t xml:space="preserve">,</w:t>
-      </w:r>
-      <w:r>
-        <w:t xml:space="preserve"> </w:t>
-      </w:r>
-      <w:r>
-        <w:rPr>
-          <w:rStyle w:val="VerbatimChar"/>
-        </w:rPr>
-        <w:t xml:space="preserve">pick_white_bg()</w:t>
-      </w:r>
-      <w:r>
-        <w:t xml:space="preserve">,</w:t>
-      </w:r>
-      <w:r>
-        <w:t xml:space="preserve"> </w:t>
-      </w:r>
-      <w:r>
-        <w:rPr>
-          <w:rStyle w:val="VerbatimChar"/>
-        </w:rPr>
-        <w:t xml:space="preserve">segment_fish()</w:t>
-      </w:r>
-      <w:r>
-        <w:t xml:space="preserve">, and</w:t>
-      </w:r>
-      <w:r>
-        <w:t xml:space="preserve"> </w:t>
-      </w:r>
-      <w:r>
-        <w:rPr>
-          <w:rStyle w:val="VerbatimChar"/>
-        </w:rPr>
-        <w:t xml:space="preserve">flip_to_left_lateral()</w:t>
-      </w:r>
-      <w:r>
-        <w:t xml:space="preserve"> </w:t>
-      </w:r>
-      <w:r>
-        <w:t xml:space="preserve">are all defined in</w:t>
-      </w:r>
-      <w:r>
-        <w:t xml:space="preserve"> </w:t>
-      </w:r>
-      <w:r>
-        <w:rPr>
-          <w:rStyle w:val="VerbatimChar"/>
-        </w:rPr>
-        <w:t xml:space="preserve">scripts/walkthrough.R</w:t>
-      </w:r>
-      <w:r>
-        <w:t xml:space="preserve"> </w:t>
-      </w:r>
-      <w:r>
-        <w:t xml:space="preserve">— copy them into your session if you haven’t already.</w:t>
-      </w:r>
-    </w:p>
-    <w:bookmarkEnd w:id="30"/>
-    <w:bookmarkStart w:id="31" w:name="step-3-record-your-results"/>
+    <w:tbl>
+      <w:tblPr>
+        <w:tblStyle w:val="Table"/>
+        <w:tblLook w:firstRow="0" w:lastRow="0" w:firstColumn="0" w:lastColumn="0" w:noHBand="0" w:noVBand="0" w:val="0000"/>
+        <w:tblBorders>
+          <w:top w:val="single" w:sz="4" w:space="0" w:color="CC1914"/>
+          <w:left w:val="single" w:sz="24" w:space="0" w:color="CC1914"/>
+          <w:bottom w:val="single" w:sz="4" w:space="0" w:color="CC1914"/>
+          <w:right w:val="single" w:sz="4" w:space="0" w:color="CC1914"/>
+        </w:tblBorders>
+        <w:tblCellMar>
+          <w:left w:w="144" w:type="dxa"/>
+          <w:right w:w="144" w:type="dxa"/>
+        </w:tblCellMar>
+        <w:tblLook w:firstRow="0" w:lastRow="0" w:firstColumn="0" w:lastColumn="0" w:noHBand="0" w:noVBand="0" w:val="0000"/>
+      </w:tblPr>
+      <w:tr>
+        <w:trPr>
+          <w:cantSplit/>
+        </w:trPr>
+        <w:tc>
+          <w:tcPr>
+            <w:shd w:color="auto" w:fill="f7dddc" w:val="clear"/>
+            <w:tcMar>
+              <w:top w:w="92" w:type="dxa"/>
+              <w:bottom w:w="92" w:type="dxa"/>
+            </w:tcMar>
+          </w:tcPr>
+          <w:p>
+            <w:pPr>
+              <w:pStyle w:val="FirstParagraph"/>
+            </w:pPr>
+            <w:pPr>
+              <w:spacing w:before="0" w:after="0"/>
+              <w:textAlignment w:val="center"/>
+            </w:pPr>
+            <w:r>
+              <w:drawing>
+                <wp:inline>
+                  <wp:extent cx="152400" cy="152400"/>
+                  <wp:effectExtent b="0" l="0" r="0" t="0"/>
+                  <wp:docPr descr="" title="" id="31" name="Picture"/>
+                  <a:graphic>
+                    <a:graphicData uri="http://schemas.openxmlformats.org/drawingml/2006/picture">
+                      <pic:pic>
+                        <pic:nvPicPr>
+                          <pic:cNvPr descr="/Applications/quarto/share/formats/docx/important.png" id="32" name="Picture"/>
+                          <pic:cNvPicPr>
+                            <a:picLocks noChangeArrowheads="1" noChangeAspect="1"/>
+                          </pic:cNvPicPr>
+                        </pic:nvPicPr>
+                        <pic:blipFill>
+                          <a:blip r:embed="rId30"/>
+                          <a:stretch>
+                            <a:fillRect/>
+                          </a:stretch>
+                        </pic:blipFill>
+                        <pic:spPr bwMode="auto">
+                          <a:xfrm>
+                            <a:off x="0" y="0"/>
+                            <a:ext cx="152400" cy="152400"/>
+                          </a:xfrm>
+                          <a:prstGeom prst="rect">
+                            <a:avLst/>
+                          </a:prstGeom>
+                          <a:noFill/>
+                          <a:ln w="9525">
+                            <a:noFill/>
+                            <a:headEnd/>
+                            <a:tailEnd/>
+                          </a:ln>
+                        </pic:spPr>
+                      </pic:pic>
+                    </a:graphicData>
+                  </a:graphic>
+                </wp:inline>
+              </w:drawing>
+            </w:r>
+            <w:r>
+              <w:t xml:space="preserve"> </w:t>
+            </w:r>
+            <w:r>
+              <w:t xml:space="preserve"> </w:t>
+            </w:r>
+            <w:r>
+              <w:t xml:space="preserve">Load the helpers FIRST</w:t>
+            </w:r>
+          </w:p>
+        </w:tc>
+      </w:tr>
+      <w:tr>
+        <w:trPr>
+          <w:cantSplit/>
+        </w:trPr>
+        <w:tc>
+          <w:tcPr>
+            <w:tcMar>
+              <w:top w:w="108" w:type="dxa"/>
+              <w:bottom w:w="108" w:type="dxa"/>
+            </w:tcMar>
+          </w:tcPr>
+          <w:p>
+            <w:pPr>
+              <w:pStyle w:val="BodyText"/>
+            </w:pPr>
+            <w:pPr>
+              <w:spacing w:before="16"/>
+            </w:pPr>
+            <w:r>
+              <w:t xml:space="preserve">All the helper functions (</w:t>
+            </w:r>
+            <w:r>
+              <w:rPr>
+                <w:rStyle w:val="VerbatimChar"/>
+              </w:rPr>
+              <w:t xml:space="preserve">pick_col()</w:t>
+            </w:r>
+            <w:r>
+              <w:t xml:space="preserve">,</w:t>
+            </w:r>
+            <w:r>
+              <w:t xml:space="preserve"> </w:t>
+            </w:r>
+            <w:r>
+              <w:rPr>
+                <w:rStyle w:val="VerbatimChar"/>
+              </w:rPr>
+              <w:t xml:space="preserve">simple_coldists()</w:t>
+            </w:r>
+            <w:r>
+              <w:t xml:space="preserve">,</w:t>
+            </w:r>
+            <w:r>
+              <w:t xml:space="preserve"> </w:t>
+            </w:r>
+            <w:r>
+              <w:rPr>
+                <w:rStyle w:val="VerbatimChar"/>
+              </w:rPr>
+              <w:t xml:space="preserve">pick_white_bg()</w:t>
+            </w:r>
+            <w:r>
+              <w:t xml:space="preserve">,</w:t>
+            </w:r>
+            <w:r>
+              <w:t xml:space="preserve"> </w:t>
+            </w:r>
+            <w:r>
+              <w:rPr>
+                <w:rStyle w:val="VerbatimChar"/>
+              </w:rPr>
+              <w:t xml:space="preserve">segment_fish()</w:t>
+            </w:r>
+            <w:r>
+              <w:t xml:space="preserve">,</w:t>
+            </w:r>
+            <w:r>
+              <w:t xml:space="preserve"> </w:t>
+            </w:r>
+            <w:r>
+              <w:rPr>
+                <w:rStyle w:val="VerbatimChar"/>
+              </w:rPr>
+              <w:t xml:space="preserve">composite_to_white()</w:t>
+            </w:r>
+            <w:r>
+              <w:t xml:space="preserve">,</w:t>
+            </w:r>
+            <w:r>
+              <w:t xml:space="preserve"> </w:t>
+            </w:r>
+            <w:r>
+              <w:rPr>
+                <w:rStyle w:val="VerbatimChar"/>
+              </w:rPr>
+              <w:t xml:space="preserve">flip_to_left_lateral()</w:t>
+            </w:r>
+            <w:r>
+              <w:t xml:space="preserve">) live in</w:t>
+            </w:r>
+            <w:r>
+              <w:t xml:space="preserve"> </w:t>
+            </w:r>
+            <w:r>
+              <w:rPr>
+                <w:rStyle w:val="VerbatimChar"/>
+              </w:rPr>
+              <w:t xml:space="preserve">scripts/helpers.R</w:t>
+            </w:r>
+            <w:r>
+              <w:t xml:space="preserve">. Run this</w:t>
+            </w:r>
+            <w:r>
+              <w:t xml:space="preserve"> </w:t>
+            </w:r>
+            <w:r>
+              <w:rPr>
+                <w:b/>
+                <w:bCs/>
+              </w:rPr>
+              <w:t xml:space="preserve">once at the top of your session</w:t>
+            </w:r>
+            <w:r>
+              <w:t xml:space="preserve"> </w:t>
+            </w:r>
+            <w:r>
+              <w:t xml:space="preserve">before anything else:</w:t>
+            </w:r>
+          </w:p>
+          <w:p>
+            <w:pPr>
+              <w:pStyle w:val="SourceCode"/>
+            </w:pPr>
+            <w:r>
+              <w:rPr>
+                <w:rStyle w:val="FunctionTok"/>
+              </w:rPr>
+              <w:t xml:space="preserve">source</w:t>
+            </w:r>
+            <w:r>
+              <w:rPr>
+                <w:rStyle w:val="NormalTok"/>
+              </w:rPr>
+              <w:t xml:space="preserve">(</w:t>
+            </w:r>
+            <w:r>
+              <w:rPr>
+                <w:rStyle w:val="StringTok"/>
+              </w:rPr>
+              <w:t xml:space="preserve">"scripts/helpers.R"</w:t>
+            </w:r>
+            <w:r>
+              <w:rPr>
+                <w:rStyle w:val="NormalTok"/>
+              </w:rPr>
+              <w:t xml:space="preserve">)</w:t>
+            </w:r>
+          </w:p>
+          <w:p>
+            <w:pPr>
+              <w:pStyle w:val="FirstParagraph"/>
+            </w:pPr>
+            <w:pPr>
+              <w:spacing w:after="16"/>
+            </w:pPr>
+            <w:r>
+              <w:t xml:space="preserve">If you skip this and try to call e.g. </w:t>
+            </w:r>
+            <w:r>
+              <w:rPr>
+                <w:rStyle w:val="VerbatimChar"/>
+              </w:rPr>
+              <w:t xml:space="preserve">simple_coldists(my_class)</w:t>
+            </w:r>
+            <w:r>
+              <w:t xml:space="preserve">, you’ll get</w:t>
+            </w:r>
+            <w:r>
+              <w:t xml:space="preserve"> </w:t>
+            </w:r>
+            <w:r>
+              <w:rPr>
+                <w:rStyle w:val="VerbatimChar"/>
+              </w:rPr>
+              <w:t xml:space="preserve">Error: could not find function "simple_coldists"</w:t>
+            </w:r>
+            <w:r>
+              <w:t xml:space="preserve">. Source it once and every helper is in scope for the rest of your session.</w:t>
+            </w:r>
+          </w:p>
+          <w:p/>
+        </w:tc>
+      </w:tr>
+    </w:tbl>
+    <w:bookmarkEnd w:id="33"/>
+    <w:bookmarkStart w:id="34" w:name="step-3-record-your-results"/>
     <w:p>
       <w:pPr>
         <w:pStyle w:val="Heading3"/>
@@ -4335,8 +4529,8 @@
         </w:tc>
       </w:tr>
     </w:tbl>
-    <w:bookmarkEnd w:id="31"/>
-    <w:bookmarkStart w:id="32" w:name="step-4-compare-to-the-demo-fish"/>
+    <w:bookmarkEnd w:id="34"/>
+    <w:bookmarkStart w:id="35" w:name="step-4-compare-to-the-demo-fish"/>
     <w:p>
       <w:pPr>
         <w:pStyle w:val="Heading3"/>
@@ -4475,8 +4669,8 @@
         </w:pict>
       </w:r>
     </w:p>
-    <w:bookmarkEnd w:id="32"/>
-    <w:bookmarkStart w:id="33" w:name="step-5-biological-interpretation"/>
+    <w:bookmarkEnd w:id="35"/>
+    <w:bookmarkStart w:id="36" w:name="step-5-biological-interpretation"/>
     <w:p>
       <w:pPr>
         <w:pStyle w:val="Heading3"/>
@@ -4584,9 +4778,9 @@
         </w:pict>
       </w:r>
     </w:p>
-    <w:bookmarkEnd w:id="33"/>
-    <w:bookmarkEnd w:id="34"/>
-    <w:bookmarkStart w:id="35" w:name="submitting"/>
+    <w:bookmarkEnd w:id="36"/>
+    <w:bookmarkEnd w:id="37"/>
+    <w:bookmarkStart w:id="38" w:name="submitting"/>
     <w:p>
       <w:pPr>
         <w:pStyle w:val="Heading2"/>
@@ -4702,8 +4896,8 @@
         </w:pict>
       </w:r>
     </w:p>
-    <w:bookmarkEnd w:id="35"/>
-    <w:bookmarkStart w:id="36" w:name="whats-next"/>
+    <w:bookmarkEnd w:id="38"/>
+    <w:bookmarkStart w:id="39" w:name="whats-next"/>
     <w:p>
       <w:pPr>
         <w:pStyle w:val="Heading2"/>
@@ -4743,8 +4937,8 @@
         </w:pict>
       </w:r>
     </w:p>
-    <w:bookmarkEnd w:id="36"/>
-    <w:bookmarkStart w:id="37" w:name="common-errors-and-their-fixes"/>
+    <w:bookmarkEnd w:id="39"/>
+    <w:bookmarkStart w:id="40" w:name="common-errors-and-their-fixes"/>
     <w:p>
       <w:pPr>
         <w:pStyle w:val="Heading2"/>
@@ -4984,8 +5178,8 @@
         </w:pict>
       </w:r>
     </w:p>
-    <w:bookmarkEnd w:id="37"/>
-    <w:bookmarkStart w:id="38" w:name="what-this-lab-is-not"/>
+    <w:bookmarkEnd w:id="40"/>
+    <w:bookmarkStart w:id="41" w:name="what-this-lab-is-not"/>
     <w:p>
       <w:pPr>
         <w:pStyle w:val="Heading2"/>
@@ -5103,7 +5297,7 @@
         <w:t xml:space="preserve">Today we extract pattern metrics from three reef fish, predict-and-test, and compare across lineages. That alone is a substantive analytical exercise.</w:t>
       </w:r>
     </w:p>
-    <w:bookmarkEnd w:id="38"/>
+    <w:bookmarkEnd w:id="41"/>
     <w:sectPr>
       <w:footnotePr>
         <w:numRestart w:val="eachSect"/>

--- a/lab-05-pavo-intro.docx
+++ b/lab-05-pavo-intro.docx
@@ -1020,7 +1020,7 @@
                 <w:b/>
                 <w:bCs/>
               </w:rPr>
-              <w:t xml:space="preserve">Zero-hassle option (works in every launch path including Binder/Codespaces):</w:t>
+              <w:t xml:space="preserve">Zero-hassle option (works in every launch path):</w:t>
             </w:r>
             <w:r>
               <w:t xml:space="preserve"> </w:t>
@@ -1046,7 +1046,52 @@
               <w:pStyle w:val="BodyText"/>
             </w:pPr>
             <w:r>
-              <w:t xml:space="preserve">If you want to use a fish that isn’t pre-loaded:</w:t>
+              <w:t xml:space="preserve">If you want to use a fish that isn’t pre-loaded,</w:t>
+            </w:r>
+            <w:r>
+              <w:t xml:space="preserve"> </w:t>
+            </w:r>
+            <w:r>
+              <w:rPr>
+                <w:b/>
+                <w:bCs/>
+              </w:rPr>
+              <w:t xml:space="preserve">put it in the dedicated</w:t>
+            </w:r>
+            <w:r>
+              <w:rPr>
+                <w:b/>
+                <w:bCs/>
+              </w:rPr>
+              <w:t xml:space="preserve"> </w:t>
+            </w:r>
+            <w:r>
+              <w:rPr>
+                <w:rStyle w:val="VerbatimChar"/>
+                <w:b/>
+                <w:bCs/>
+              </w:rPr>
+              <w:t xml:space="preserve">images/student-images/</w:t>
+            </w:r>
+            <w:r>
+              <w:rPr>
+                <w:b/>
+                <w:bCs/>
+              </w:rPr>
+              <w:t xml:space="preserve"> </w:t>
+            </w:r>
+            <w:r>
+              <w:rPr>
+                <w:b/>
+                <w:bCs/>
+              </w:rPr>
+              <w:t xml:space="preserve">folder</w:t>
+            </w:r>
+            <w:r>
+              <w:t xml:space="preserve"> </w:t>
+            </w:r>
+            <w:r>
+              <w:t xml:space="preserve">(kept separate from the curated starter library so it’s clear what’s yours):</w:t>
             </w:r>
           </w:p>
           <w:p>
@@ -1062,13 +1107,13 @@
                 <w:b/>
                 <w:bCs/>
               </w:rPr>
-              <w:t xml:space="preserve">Native install / Docker:</w:t>
+              <w:t xml:space="preserve">Docker / Native:</w:t>
             </w:r>
             <w:r>
               <w:t xml:space="preserve"> </w:t>
             </w:r>
             <w:r>
-              <w:t xml:space="preserve">save the JPG anywhere on your laptop and pass the full path to</w:t>
+              <w:t xml:space="preserve">drop your JPG into</w:t>
             </w:r>
             <w:r>
               <w:t xml:space="preserve"> </w:t>
@@ -1077,13 +1122,13 @@
               <w:rPr>
                 <w:rStyle w:val="VerbatimChar"/>
               </w:rPr>
-              <w:t xml:space="preserve">segment_fish()</w:t>
+              <w:t xml:space="preserve">~/eeb187-pavo-lab/images/student-images/</w:t>
             </w:r>
             <w:r>
               <w:t xml:space="preserve"> </w:t>
             </w:r>
             <w:r>
-              <w:t xml:space="preserve">(e.g.,</w:t>
+              <w:t xml:space="preserve">on your laptop. The bind mount makes it visible inside the R session immediately. Refer to it as</w:t>
             </w:r>
             <w:r>
               <w:t xml:space="preserve"> </w:t>
@@ -1092,10 +1137,10 @@
               <w:rPr>
                 <w:rStyle w:val="VerbatimChar"/>
               </w:rPr>
-              <w:t xml:space="preserve">~/Downloads/my_fish.jpg</w:t>
-            </w:r>
-            <w:r>
-              <w:t xml:space="preserve">). Your work persists between RStudio sessions.</w:t>
+              <w:t xml:space="preserve">"images/student-images/my-fish.jpg"</w:t>
+            </w:r>
+            <w:r>
+              <w:t xml:space="preserve">.</w:t>
             </w:r>
           </w:p>
           <w:p>
@@ -1133,7 +1178,19 @@
               <w:t xml:space="preserve"> </w:t>
             </w:r>
             <w:r>
-              <w:t xml:space="preserve">pane (bottom-right by default), click the</w:t>
+              <w:t xml:space="preserve">pane (bottom-right), navigate to</w:t>
+            </w:r>
+            <w:r>
+              <w:t xml:space="preserve"> </w:t>
+            </w:r>
+            <w:r>
+              <w:rPr>
+                <w:rStyle w:val="VerbatimChar"/>
+              </w:rPr>
+              <w:t xml:space="preserve">images/student-images/</w:t>
+            </w:r>
+            <w:r>
+              <w:t xml:space="preserve">, click</w:t>
             </w:r>
             <w:r>
               <w:t xml:space="preserve"> </w:t>
@@ -1149,7 +1206,7 @@
               <w:t xml:space="preserve"> </w:t>
             </w:r>
             <w:r>
-              <w:t xml:space="preserve">button → pick your JPG → upload it into the project root or</w:t>
+              <w:t xml:space="preserve">→ pick your JPG → OK. Refer to it as</w:t>
             </w:r>
             <w:r>
               <w:t xml:space="preserve"> </w:t>
@@ -1158,19 +1215,7 @@
               <w:rPr>
                 <w:rStyle w:val="VerbatimChar"/>
               </w:rPr>
-              <w:t xml:space="preserve">images/student-fish/&lt;your-lineage&gt;/</w:t>
-            </w:r>
-            <w:r>
-              <w:t xml:space="preserve">. Then refer to it as</w:t>
-            </w:r>
-            <w:r>
-              <w:t xml:space="preserve"> </w:t>
-            </w:r>
-            <w:r>
-              <w:rPr>
-                <w:rStyle w:val="VerbatimChar"/>
-              </w:rPr>
-              <w:t xml:space="preserve">"images/student-fish/&lt;your-lineage&gt;/my_fish.jpg"</w:t>
+              <w:t xml:space="preserve">"images/student-images/my-fish.jpg"</w:t>
             </w:r>
             <w:r>
               <w:t xml:space="preserve">.</w:t>
@@ -1183,42 +1228,10 @@
                 <w:b/>
                 <w:bCs/>
               </w:rPr>
-              <w:t xml:space="preserve">Important — Binder sessions expire after 90 minutes of inactivity and uploaded files are NOT saved.</w:t>
-            </w:r>
-            <w:r>
-              <w:t xml:space="preserve"> </w:t>
-            </w:r>
-            <w:r>
-              <w:t xml:space="preserve">Finish your worksheet in one sitting, or download the segmented JPG (Files pane → check the box →</w:t>
-            </w:r>
-            <w:r>
-              <w:t xml:space="preserve"> </w:t>
-            </w:r>
-            <w:r>
-              <w:rPr>
-                <w:i/>
-                <w:iCs/>
-              </w:rPr>
-              <w:t xml:space="preserve">More</w:t>
-            </w:r>
-            <w:r>
-              <w:t xml:space="preserve"> </w:t>
-            </w:r>
-            <w:r>
-              <w:t xml:space="preserve">→</w:t>
-            </w:r>
-            <w:r>
-              <w:t xml:space="preserve"> </w:t>
-            </w:r>
-            <w:r>
-              <w:rPr>
-                <w:i/>
-                <w:iCs/>
-              </w:rPr>
-              <w:t xml:space="preserve">Export</w:t>
-            </w:r>
-            <w:r>
-              <w:t xml:space="preserve">) before logging off.</w:t>
+              <w:t xml:space="preserve">Binder sessions expire after 90 min — finish in one sitting</w:t>
+            </w:r>
+            <w:r>
+              <w:t xml:space="preserve">, or download segmented outputs before logging off.</w:t>
             </w:r>
           </w:p>
           <w:p>
@@ -1240,7 +1253,19 @@
               <w:t xml:space="preserve"> </w:t>
             </w:r>
             <w:r>
-              <w:t xml:space="preserve">drag-drop the JPG into the VS Code file explorer, then refer to it by relative path. Files persist between visits, so you can come back later.</w:t>
+              <w:t xml:space="preserve">drag-drop the JPG into the VS Code file explorer at</w:t>
+            </w:r>
+            <w:r>
+              <w:t xml:space="preserve"> </w:t>
+            </w:r>
+            <w:r>
+              <w:rPr>
+                <w:rStyle w:val="VerbatimChar"/>
+              </w:rPr>
+              <w:t xml:space="preserve">images/student-images/</w:t>
+            </w:r>
+            <w:r>
+              <w:t xml:space="preserve">. Files persist between visits.</w:t>
             </w:r>
           </w:p>
           <w:p/>
@@ -1735,6 +1760,33 @@
       </w:pPr>
       <w:r>
         <w:rPr>
+          <w:rStyle w:val="CommentTok"/>
+        </w:rPr>
+        <w:t xml:space="preserve"># Use the same relative path students see in the Files pane —</w:t>
+      </w:r>
+      <w:r>
+        <w:br/>
+      </w:r>
+      <w:r>
+        <w:rPr>
+          <w:rStyle w:val="CommentTok"/>
+        </w:rPr>
+        <w:t xml:space="preserve"># images/student-images/&lt;filename&gt;.jpg for fish you uploaded yourself,</w:t>
+      </w:r>
+      <w:r>
+        <w:br/>
+      </w:r>
+      <w:r>
+        <w:rPr>
+          <w:rStyle w:val="CommentTok"/>
+        </w:rPr>
+        <w:t xml:space="preserve"># images/student-fish/&lt;lineage&gt;/&lt;filename&gt;.jpg for the pre-loaded library.</w:t>
+      </w:r>
+      <w:r>
+        <w:br/>
+      </w:r>
+      <w:r>
+        <w:rPr>
           <w:rStyle w:val="NormalTok"/>
         </w:rPr>
         <w:t xml:space="preserve">seg_path </w:t>
@@ -1767,7 +1819,7 @@
         <w:rPr>
           <w:rStyle w:val="StringTok"/>
         </w:rPr>
-        <w:t xml:space="preserve">"path/to/raw_fish.jpg"</w:t>
+        <w:t xml:space="preserve">"images/student-images/your-fish.jpg"</w:t>
       </w:r>
       <w:r>
         <w:rPr>
@@ -2271,7 +2323,7 @@
         <w:pStyle w:val="FirstParagraph"/>
       </w:pPr>
       <w:r>
-        <w:t xml:space="preserve">Each returns a transparent PNG. Save the PNG into your</w:t>
+        <w:t xml:space="preserve">Each returns a transparent PNG. Save the PNG into the</w:t>
       </w:r>
       <w:r>
         <w:t xml:space="preserve"> </w:t>
@@ -2280,13 +2332,13 @@
         <w:rPr>
           <w:rStyle w:val="VerbatimChar"/>
         </w:rPr>
-        <w:t xml:space="preserve">images/student-fish/&lt;your-lineage&gt;/</w:t>
-      </w:r>
-      <w:r>
-        <w:t xml:space="preserve"> </w:t>
-      </w:r>
-      <w:r>
-        <w:t xml:space="preserve">folder. Then in R, use the</w:t>
+        <w:t xml:space="preserve">images/student-images/</w:t>
+      </w:r>
+      <w:r>
+        <w:t xml:space="preserve"> </w:t>
+      </w:r>
+      <w:r>
+        <w:t xml:space="preserve">folder (your personal upload area). Then in R, use the</w:t>
       </w:r>
       <w:r>
         <w:t xml:space="preserve"> </w:t>
@@ -2375,7 +2427,7 @@
         <w:rPr>
           <w:rStyle w:val="StringTok"/>
         </w:rPr>
-        <w:t xml:space="preserve">"images/student-fish/&lt;lineage&gt;/your-fish.png"</w:t>
+        <w:t xml:space="preserve">"images/student-images/your-fish.png"</w:t>
       </w:r>
       <w:r>
         <w:rPr>
